--- a/EXPORTS/DOCX/published/niveau3/Dutch/Reinwardt.docx
+++ b/EXPORTS/DOCX/published/niveau3/Dutch/Reinwardt.docx
@@ -247,31 +247,13 @@
       </w:r>
       <w:r>
         <w:rPr>
-          <w:u w:val="single" w:color="0000ff"/>
           <w:rFonts w:ascii="Charis SIL Regular" w:hAnsi="Charis SIL Regular" w:eastAsia="Charis SIL Regular"/>
           <w:b w:val="0"/>
           <w:i w:val="0"/>
           <w:color w:val="000000"/>
           <w:sz w:val="24"/>
         </w:rPr>
-        <w:hyperlink r:id="rId9" w:history="1">
-          <w:r>
-            <w:rPr>
-              <w:rStyle w:val="Hyperlink"/>
-            </w:rPr>
-            <w:t>en bota</w:t>
-          </w:r>
-        </w:hyperlink>
-      </w:r>
-      <w:r>
-        <w:rPr>
-          <w:rFonts w:ascii="Charis SIL Regular" w:hAnsi="Charis SIL Regular" w:eastAsia="Charis SIL Regular"/>
-          <w:b w:val="0"/>
-          <w:i w:val="0"/>
-          <w:color w:val="000000"/>
-          <w:sz w:val="24"/>
-        </w:rPr>
-        <w:t xml:space="preserve">nie aan de </w:t>
+        <w:t xml:space="preserve">en botanie aan de </w:t>
       </w:r>
       <w:r>
         <w:rPr>
@@ -1418,7 +1400,6 @@
       </w:r>
       <w:r>
         <w:rPr>
-          <w:u w:val="single" w:color="0000ff"/>
           <w:rFonts w:ascii="Charis SIL Regular" w:hAnsi="Charis SIL Regular" w:eastAsia="Charis SIL Regular"/>
           <w:b w:val="0"/>
           <w:i w:val="0"/>
@@ -1879,14 +1860,7 @@
           <w:color w:val="000000"/>
           <w:sz w:val="24"/>
         </w:rPr>
-        <w:hyperlink r:id="rId17" w:history="1">
-          <w:r>
-            <w:rPr>
-              <w:rStyle w:val="Hyperlink"/>
-            </w:rPr>
-            <w:t xml:space="preserve">an de </w:t>
-          </w:r>
-        </w:hyperlink>
+        <w:t xml:space="preserve">an de </w:t>
       </w:r>
       <w:r>
         <w:rPr>
@@ -3098,15 +3072,9 @@
           <w:i w:val="0"/>
           <w:color w:val="0000FF"/>
           <w:sz w:val="24"/>
-        </w:rPr>
-        <w:hyperlink r:id="rId21" w:history="1">
-          <w:r>
-            <w:rPr>
-              <w:rStyle w:val="Hyperlink"/>
-            </w:rPr>
-            <w:t>l</w:t>
-          </w:r>
-        </w:hyperlink>
+          <w:u w:val="single"/>
+        </w:rPr>
+        <w:t>l</w:t>
       </w:r>
       <w:r>
         <w:rPr>
@@ -3617,7 +3585,7 @@
           <w:sz w:val="24"/>
           <w:u w:val="single"/>
         </w:rPr>
-        <w:hyperlink r:id="rId24" w:history="1">
+        <w:hyperlink r:id="rId23" w:history="1">
           <w:r>
             <w:rPr>
               <w:rStyle w:val="Hyperlink"/>
@@ -3646,7 +3614,7 @@
           <w:sz w:val="24"/>
           <w:u w:val="single"/>
         </w:rPr>
-        <w:hyperlink r:id="rId24" w:history="1">
+        <w:hyperlink r:id="rId23" w:history="1">
           <w:r>
             <w:rPr>
               <w:rStyle w:val="Hyperlink"/>
@@ -3771,7 +3739,7 @@
           <w:sz w:val="24"/>
           <w:u w:val="single"/>
         </w:rPr>
-        <w:hyperlink r:id="rId25" w:history="1">
+        <w:hyperlink r:id="rId24" w:history="1">
           <w:r>
             <w:rPr>
               <w:rStyle w:val="Hyperlink"/>
@@ -3789,7 +3757,7 @@
           <w:sz w:val="24"/>
           <w:u w:val="single"/>
         </w:rPr>
-        <w:hyperlink r:id="rId25" w:history="1">
+        <w:hyperlink r:id="rId24" w:history="1">
           <w:r>
             <w:rPr>
               <w:rStyle w:val="Hyperlink"/>
@@ -3807,7 +3775,7 @@
           <w:sz w:val="24"/>
           <w:u w:val="single"/>
         </w:rPr>
-        <w:hyperlink r:id="rId25" w:history="1">
+        <w:hyperlink r:id="rId24" w:history="1">
           <w:r>
             <w:rPr>
               <w:rStyle w:val="Hyperlink"/>
@@ -3825,7 +3793,7 @@
           <w:sz w:val="24"/>
           <w:u w:val="single"/>
         </w:rPr>
-        <w:hyperlink r:id="rId25" w:history="1">
+        <w:hyperlink r:id="rId24" w:history="1">
           <w:r>
             <w:rPr>
               <w:rStyle w:val="Hyperlink"/>
@@ -3994,7 +3962,7 @@
           <w:sz w:val="24"/>
           <w:u w:val="single"/>
         </w:rPr>
-        <w:hyperlink r:id="rId26" w:history="1">
+        <w:hyperlink r:id="rId25" w:history="1">
           <w:r>
             <w:rPr>
               <w:rStyle w:val="Hyperlink"/>
@@ -4012,7 +3980,7 @@
           <w:sz w:val="24"/>
           <w:u w:val="single"/>
         </w:rPr>
-        <w:hyperlink r:id="rId26" w:history="1">
+        <w:hyperlink r:id="rId25" w:history="1">
           <w:r>
             <w:rPr>
               <w:rStyle w:val="Hyperlink"/>
@@ -4030,7 +3998,7 @@
           <w:sz w:val="24"/>
           <w:u w:val="single"/>
         </w:rPr>
-        <w:hyperlink r:id="rId26" w:history="1">
+        <w:hyperlink r:id="rId25" w:history="1">
           <w:r>
             <w:rPr>
               <w:rStyle w:val="Hyperlink"/>
@@ -4048,7 +4016,7 @@
           <w:sz w:val="24"/>
           <w:u w:val="single"/>
         </w:rPr>
-        <w:hyperlink r:id="rId26" w:history="1">
+        <w:hyperlink r:id="rId25" w:history="1">
           <w:r>
             <w:rPr>
               <w:rStyle w:val="Hyperlink"/>
@@ -4066,7 +4034,7 @@
           <w:sz w:val="24"/>
           <w:u w:val="single"/>
         </w:rPr>
-        <w:hyperlink r:id="rId26" w:history="1">
+        <w:hyperlink r:id="rId25" w:history="1">
           <w:r>
             <w:rPr>
               <w:rStyle w:val="Hyperlink"/>
@@ -4084,7 +4052,7 @@
           <w:sz w:val="24"/>
           <w:u w:val="single"/>
         </w:rPr>
-        <w:hyperlink r:id="rId26" w:history="1">
+        <w:hyperlink r:id="rId25" w:history="1">
           <w:r>
             <w:rPr>
               <w:rStyle w:val="Hyperlink"/>
@@ -4102,7 +4070,7 @@
           <w:sz w:val="24"/>
           <w:u w:val="single"/>
         </w:rPr>
-        <w:hyperlink r:id="rId26" w:history="1">
+        <w:hyperlink r:id="rId25" w:history="1">
           <w:r>
             <w:rPr>
               <w:rStyle w:val="Hyperlink"/>
@@ -4120,7 +4088,7 @@
           <w:sz w:val="24"/>
           <w:u w:val="single"/>
         </w:rPr>
-        <w:hyperlink r:id="rId26" w:history="1">
+        <w:hyperlink r:id="rId25" w:history="1">
           <w:r>
             <w:rPr>
               <w:rStyle w:val="Hyperlink"/>
@@ -4148,7 +4116,7 @@
           <w:sz w:val="24"/>
           <w:u w:val="single"/>
         </w:rPr>
-        <w:hyperlink r:id="rId26" w:history="1">
+        <w:hyperlink r:id="rId25" w:history="1">
           <w:r>
             <w:rPr>
               <w:rStyle w:val="Hyperlink"/>
@@ -4166,7 +4134,7 @@
           <w:sz w:val="24"/>
           <w:u w:val="single"/>
         </w:rPr>
-        <w:hyperlink r:id="rId26" w:history="1">
+        <w:hyperlink r:id="rId25" w:history="1">
           <w:r>
             <w:rPr>
               <w:rStyle w:val="Hyperlink"/>
@@ -4194,7 +4162,7 @@
           <w:sz w:val="24"/>
           <w:u w:val="single"/>
         </w:rPr>
-        <w:hyperlink r:id="rId26" w:history="1">
+        <w:hyperlink r:id="rId25" w:history="1">
           <w:r>
             <w:rPr>
               <w:rStyle w:val="Hyperlink"/>
@@ -4223,7 +4191,7 @@
           <w:sz w:val="24"/>
           <w:u w:val="single"/>
         </w:rPr>
-        <w:hyperlink r:id="rId26" w:history="1">
+        <w:hyperlink r:id="rId25" w:history="1">
           <w:r>
             <w:rPr>
               <w:rStyle w:val="Hyperlink"/>
@@ -4401,7 +4369,7 @@
           <w:sz w:val="24"/>
           <w:u w:val="single"/>
         </w:rPr>
-        <w:hyperlink r:id="rId27" w:history="1">
+        <w:hyperlink r:id="rId26" w:history="1">
           <w:r>
             <w:rPr>
               <w:rStyle w:val="Hyperlink"/>
@@ -4419,7 +4387,7 @@
           <w:sz w:val="24"/>
           <w:u w:val="single"/>
         </w:rPr>
-        <w:hyperlink r:id="rId27" w:history="1">
+        <w:hyperlink r:id="rId26" w:history="1">
           <w:r>
             <w:rPr>
               <w:rStyle w:val="Hyperlink"/>
@@ -4437,7 +4405,7 @@
           <w:sz w:val="24"/>
           <w:u w:val="single"/>
         </w:rPr>
-        <w:hyperlink r:id="rId27" w:history="1">
+        <w:hyperlink r:id="rId26" w:history="1">
           <w:r>
             <w:rPr>
               <w:rStyle w:val="Hyperlink"/>
@@ -4465,7 +4433,7 @@
           <w:sz w:val="24"/>
           <w:u w:val="single"/>
         </w:rPr>
-        <w:hyperlink r:id="rId28" w:history="1">
+        <w:hyperlink r:id="rId27" w:history="1">
           <w:r>
             <w:rPr>
               <w:rStyle w:val="Hyperlink"/>
@@ -4494,7 +4462,7 @@
           <w:sz w:val="24"/>
           <w:u w:val="single"/>
         </w:rPr>
-        <w:hyperlink r:id="rId28" w:history="1">
+        <w:hyperlink r:id="rId27" w:history="1">
           <w:r>
             <w:rPr>
               <w:rStyle w:val="Hyperlink"/>
@@ -4635,7 +4603,7 @@
           <w:sz w:val="24"/>
           <w:u w:val="single"/>
         </w:rPr>
-        <w:hyperlink r:id="rId29" w:history="1">
+        <w:hyperlink r:id="rId28" w:history="1">
           <w:r>
             <w:rPr>
               <w:rStyle w:val="Hyperlink"/>
@@ -4653,7 +4621,7 @@
           <w:sz w:val="24"/>
           <w:u w:val="single"/>
         </w:rPr>
-        <w:hyperlink r:id="rId29" w:history="1">
+        <w:hyperlink r:id="rId28" w:history="1">
           <w:r>
             <w:rPr>
               <w:rStyle w:val="Hyperlink"/>
@@ -4751,7 +4719,7 @@
           <w:sz w:val="24"/>
           <w:u w:val="single"/>
         </w:rPr>
-        <w:hyperlink r:id="rId30" w:history="1">
+        <w:hyperlink r:id="rId29" w:history="1">
           <w:r>
             <w:rPr>
               <w:rStyle w:val="Hyperlink"/>
@@ -4769,7 +4737,7 @@
           <w:sz w:val="24"/>
           <w:u w:val="single"/>
         </w:rPr>
-        <w:hyperlink r:id="rId30" w:history="1">
+        <w:hyperlink r:id="rId29" w:history="1">
           <w:r>
             <w:rPr>
               <w:rStyle w:val="Hyperlink"/>
@@ -4797,7 +4765,7 @@
           <w:sz w:val="24"/>
           <w:u w:val="single"/>
         </w:rPr>
-        <w:hyperlink r:id="rId31" w:history="1">
+        <w:hyperlink r:id="rId30" w:history="1">
           <w:r>
             <w:rPr>
               <w:rStyle w:val="Hyperlink"/>
@@ -4826,7 +4794,7 @@
           <w:sz w:val="24"/>
           <w:u w:val="single"/>
         </w:rPr>
-        <w:hyperlink r:id="rId31" w:history="1">
+        <w:hyperlink r:id="rId30" w:history="1">
           <w:r>
             <w:rPr>
               <w:rStyle w:val="Hyperlink"/>

--- a/EXPORTS/DOCX/published/niveau3/Dutch/Reinwardt.docx
+++ b/EXPORTS/DOCX/published/niveau3/Dutch/Reinwardt.docx
@@ -247,13 +247,31 @@
       </w:r>
       <w:r>
         <w:rPr>
+          <w:u w:val="single" w:color="0000ff"/>
           <w:rFonts w:ascii="Charis SIL Regular" w:hAnsi="Charis SIL Regular" w:eastAsia="Charis SIL Regular"/>
           <w:b w:val="0"/>
           <w:i w:val="0"/>
           <w:color w:val="000000"/>
           <w:sz w:val="24"/>
         </w:rPr>
-        <w:t xml:space="preserve">en botanie aan de </w:t>
+        <w:hyperlink r:id="rId9" w:history="1">
+          <w:r>
+            <w:rPr>
+              <w:rStyle w:val="Hyperlink"/>
+            </w:rPr>
+            <w:t>en bota</w:t>
+          </w:r>
+        </w:hyperlink>
+      </w:r>
+      <w:r>
+        <w:rPr>
+          <w:rFonts w:ascii="Charis SIL Regular" w:hAnsi="Charis SIL Regular" w:eastAsia="Charis SIL Regular"/>
+          <w:b w:val="0"/>
+          <w:i w:val="0"/>
+          <w:color w:val="000000"/>
+          <w:sz w:val="24"/>
+        </w:rPr>
+        <w:t xml:space="preserve">nie aan de </w:t>
       </w:r>
       <w:r>
         <w:rPr>
@@ -406,43 +424,7 @@
           <w:color w:val="000000"/>
           <w:sz w:val="24"/>
         </w:rPr>
-        <w:t xml:space="preserve"> koning van h</w:t>
-      </w:r>
-      <w:r>
-        <w:rPr>
-          <w:u w:val="single" w:color="0000ff"/>
-          <w:rFonts w:ascii="Charis SIL Regular" w:hAnsi="Charis SIL Regular" w:eastAsia="Charis SIL Regular"/>
-          <w:b w:val="0"/>
-          <w:i w:val="0"/>
-          <w:color w:val="000000"/>
-          <w:sz w:val="24"/>
-        </w:rPr>
-        <w:hyperlink r:id="rId10" w:history="1">
-          <w:r>
-            <w:rPr>
-              <w:rStyle w:val="Hyperlink"/>
-            </w:rPr>
-            <w:t>et Nederlan</w:t>
-          </w:r>
-        </w:hyperlink>
-      </w:r>
-      <w:r>
-        <w:rPr>
-          <w:u w:val="single" w:color="0000ff"/>
-          <w:rFonts w:ascii="Charis SIL Regular" w:hAnsi="Charis SIL Regular" w:eastAsia="Charis SIL Regular"/>
-          <w:b w:val="0"/>
-          <w:i w:val="0"/>
-          <w:color w:val="000000"/>
-          <w:sz w:val="24"/>
-        </w:rPr>
-        <w:hyperlink r:id="rId10" w:history="1">
-          <w:r>
-            <w:rPr>
-              <w:rStyle w:val="Hyperlink"/>
-            </w:rPr>
-            <w:t xml:space="preserve">dse </w:t>
-          </w:r>
-        </w:hyperlink>
+        <w:t xml:space="preserve"> koning van het Nederlandse </w:t>
       </w:r>
       <w:r>
         <w:rPr>
@@ -1342,71 +1324,7 @@
           <w:color w:val="000000"/>
           <w:sz w:val="24"/>
         </w:rPr>
-        <w:t>1854 overleed Caspar Georg Carl Reinwardt. Hoewel hij nie</w:t>
-      </w:r>
-      <w:r>
-        <w:rPr>
-          <w:u w:val="single" w:color="0000ff"/>
-          <w:rFonts w:ascii="Charis SIL Regular" w:hAnsi="Charis SIL Regular" w:eastAsia="Charis SIL Regular"/>
-          <w:b w:val="0"/>
-          <w:i w:val="0"/>
-          <w:color w:val="000000"/>
-          <w:sz w:val="24"/>
-        </w:rPr>
-        <w:hyperlink r:id="rId14" w:history="1">
-          <w:r>
-            <w:rPr>
-              <w:rStyle w:val="Hyperlink"/>
-            </w:rPr>
-            <w:t>t aan al z</w:t>
-          </w:r>
-        </w:hyperlink>
-      </w:r>
-      <w:r>
-        <w:rPr>
-          <w:u w:val="single" w:color="0000ff"/>
-          <w:rFonts w:ascii="Charis SIL Regular" w:hAnsi="Charis SIL Regular" w:eastAsia="Charis SIL Regular"/>
-          <w:b w:val="0"/>
-          <w:i w:val="0"/>
-          <w:color w:val="000000"/>
-          <w:sz w:val="24"/>
-        </w:rPr>
-        <w:hyperlink r:id="rId14" w:history="1">
-          <w:r>
-            <w:rPr>
-              <w:rStyle w:val="Hyperlink"/>
-            </w:rPr>
-            <w:t>i</w:t>
-          </w:r>
-        </w:hyperlink>
-      </w:r>
-      <w:r>
-        <w:rPr>
-          <w:u w:val="single" w:color="0000ff"/>
-          <w:rFonts w:ascii="Charis SIL Regular" w:hAnsi="Charis SIL Regular" w:eastAsia="Charis SIL Regular"/>
-          <w:b w:val="0"/>
-          <w:i w:val="0"/>
-          <w:color w:val="000000"/>
-          <w:sz w:val="24"/>
-        </w:rPr>
-        <w:hyperlink r:id="rId14" w:history="1">
-          <w:r>
-            <w:rPr>
-              <w:rStyle w:val="Hyperlink"/>
-            </w:rPr>
-            <w:t>jn we</w:t>
-          </w:r>
-        </w:hyperlink>
-      </w:r>
-      <w:r>
-        <w:rPr>
-          <w:rFonts w:ascii="Charis SIL Regular" w:hAnsi="Charis SIL Regular" w:eastAsia="Charis SIL Regular"/>
-          <w:b w:val="0"/>
-          <w:i w:val="0"/>
-          <w:color w:val="000000"/>
-          <w:sz w:val="24"/>
-        </w:rPr>
-        <w:t>t</w:t>
+        <w:t>1854 overleed Caspar Georg Carl Reinwardt. Hoewel hij niet aan al zijn wet</w:t>
       </w:r>
       <w:r>
         <w:rPr>
@@ -1860,7 +1778,14 @@
           <w:color w:val="000000"/>
           <w:sz w:val="24"/>
         </w:rPr>
-        <w:t xml:space="preserve">an de </w:t>
+        <w:hyperlink r:id="rId17" w:history="1">
+          <w:r>
+            <w:rPr>
+              <w:rStyle w:val="Hyperlink"/>
+            </w:rPr>
+            <w:t xml:space="preserve">an de </w:t>
+          </w:r>
+        </w:hyperlink>
       </w:r>
       <w:r>
         <w:rPr>

--- a/EXPORTS/DOCX/published/niveau3/Dutch/Reinwardt.docx
+++ b/EXPORTS/DOCX/published/niveau3/Dutch/Reinwardt.docx
@@ -424,7 +424,43 @@
           <w:color w:val="000000"/>
           <w:sz w:val="24"/>
         </w:rPr>
-        <w:t xml:space="preserve"> koning van het Nederlandse </w:t>
+        <w:t xml:space="preserve"> koning van h</w:t>
+      </w:r>
+      <w:r>
+        <w:rPr>
+          <w:u w:val="single" w:color="0000ff"/>
+          <w:rFonts w:ascii="Charis SIL Regular" w:hAnsi="Charis SIL Regular" w:eastAsia="Charis SIL Regular"/>
+          <w:b w:val="0"/>
+          <w:i w:val="0"/>
+          <w:color w:val="000000"/>
+          <w:sz w:val="24"/>
+        </w:rPr>
+        <w:hyperlink r:id="rId10" w:history="1">
+          <w:r>
+            <w:rPr>
+              <w:rStyle w:val="Hyperlink"/>
+            </w:rPr>
+            <w:t>et Nederlan</w:t>
+          </w:r>
+        </w:hyperlink>
+      </w:r>
+      <w:r>
+        <w:rPr>
+          <w:u w:val="single" w:color="0000ff"/>
+          <w:rFonts w:ascii="Charis SIL Regular" w:hAnsi="Charis SIL Regular" w:eastAsia="Charis SIL Regular"/>
+          <w:b w:val="0"/>
+          <w:i w:val="0"/>
+          <w:color w:val="000000"/>
+          <w:sz w:val="24"/>
+        </w:rPr>
+        <w:hyperlink r:id="rId10" w:history="1">
+          <w:r>
+            <w:rPr>
+              <w:rStyle w:val="Hyperlink"/>
+            </w:rPr>
+            <w:t xml:space="preserve">dse </w:t>
+          </w:r>
+        </w:hyperlink>
       </w:r>
       <w:r>
         <w:rPr>
@@ -1324,7 +1360,71 @@
           <w:color w:val="000000"/>
           <w:sz w:val="24"/>
         </w:rPr>
-        <w:t>1854 overleed Caspar Georg Carl Reinwardt. Hoewel hij niet aan al zijn wet</w:t>
+        <w:t>1854 overleed Caspar Georg Carl Reinwardt. Hoewel hij nie</w:t>
+      </w:r>
+      <w:r>
+        <w:rPr>
+          <w:u w:val="single" w:color="0000ff"/>
+          <w:rFonts w:ascii="Charis SIL Regular" w:hAnsi="Charis SIL Regular" w:eastAsia="Charis SIL Regular"/>
+          <w:b w:val="0"/>
+          <w:i w:val="0"/>
+          <w:color w:val="000000"/>
+          <w:sz w:val="24"/>
+        </w:rPr>
+        <w:hyperlink r:id="rId14" w:history="1">
+          <w:r>
+            <w:rPr>
+              <w:rStyle w:val="Hyperlink"/>
+            </w:rPr>
+            <w:t>t aan al z</w:t>
+          </w:r>
+        </w:hyperlink>
+      </w:r>
+      <w:r>
+        <w:rPr>
+          <w:u w:val="single" w:color="0000ff"/>
+          <w:rFonts w:ascii="Charis SIL Regular" w:hAnsi="Charis SIL Regular" w:eastAsia="Charis SIL Regular"/>
+          <w:b w:val="0"/>
+          <w:i w:val="0"/>
+          <w:color w:val="000000"/>
+          <w:sz w:val="24"/>
+        </w:rPr>
+        <w:hyperlink r:id="rId14" w:history="1">
+          <w:r>
+            <w:rPr>
+              <w:rStyle w:val="Hyperlink"/>
+            </w:rPr>
+            <w:t>i</w:t>
+          </w:r>
+        </w:hyperlink>
+      </w:r>
+      <w:r>
+        <w:rPr>
+          <w:u w:val="single" w:color="0000ff"/>
+          <w:rFonts w:ascii="Charis SIL Regular" w:hAnsi="Charis SIL Regular" w:eastAsia="Charis SIL Regular"/>
+          <w:b w:val="0"/>
+          <w:i w:val="0"/>
+          <w:color w:val="000000"/>
+          <w:sz w:val="24"/>
+        </w:rPr>
+        <w:hyperlink r:id="rId14" w:history="1">
+          <w:r>
+            <w:rPr>
+              <w:rStyle w:val="Hyperlink"/>
+            </w:rPr>
+            <w:t>jn we</w:t>
+          </w:r>
+        </w:hyperlink>
+      </w:r>
+      <w:r>
+        <w:rPr>
+          <w:rFonts w:ascii="Charis SIL Regular" w:hAnsi="Charis SIL Regular" w:eastAsia="Charis SIL Regular"/>
+          <w:b w:val="0"/>
+          <w:i w:val="0"/>
+          <w:color w:val="000000"/>
+          <w:sz w:val="24"/>
+        </w:rPr>
+        <w:t>t</w:t>
       </w:r>
       <w:r>
         <w:rPr>
@@ -1767,25 +1867,7 @@
           <w:color w:val="000000"/>
           <w:sz w:val="24"/>
         </w:rPr>
-        <w:t>ontwikkeling v</w:t>
-      </w:r>
-      <w:r>
-        <w:rPr>
-          <w:u w:val="single" w:color="0000ff"/>
-          <w:rFonts w:ascii="Charis SIL Regular" w:hAnsi="Charis SIL Regular" w:eastAsia="Charis SIL Regular"/>
-          <w:b w:val="0"/>
-          <w:i w:val="0"/>
-          <w:color w:val="000000"/>
-          <w:sz w:val="24"/>
-        </w:rPr>
-        <w:hyperlink r:id="rId17" w:history="1">
-          <w:r>
-            <w:rPr>
-              <w:rStyle w:val="Hyperlink"/>
-            </w:rPr>
-            <w:t xml:space="preserve">an de </w:t>
-          </w:r>
-        </w:hyperlink>
+        <w:t xml:space="preserve">ontwikkeling van de </w:t>
       </w:r>
       <w:r>
         <w:rPr>
@@ -2706,7 +2788,7 @@
           <w:sz w:val="24"/>
           <w:u w:val="single"/>
         </w:rPr>
-        <w:hyperlink r:id="rId19" w:history="1">
+        <w:hyperlink r:id="rId17" w:history="1">
           <w:r>
             <w:rPr>
               <w:rStyle w:val="Hyperlink"/>
@@ -2997,9 +3079,15 @@
           <w:i w:val="0"/>
           <w:color w:val="0000FF"/>
           <w:sz w:val="24"/>
-          <w:u w:val="single"/>
-        </w:rPr>
-        <w:t>l</w:t>
+        </w:rPr>
+        <w:hyperlink r:id="rId21" w:history="1">
+          <w:r>
+            <w:rPr>
+              <w:rStyle w:val="Hyperlink"/>
+            </w:rPr>
+            <w:t>l</w:t>
+          </w:r>
+        </w:hyperlink>
       </w:r>
       <w:r>
         <w:rPr>
@@ -3510,7 +3598,7 @@
           <w:sz w:val="24"/>
           <w:u w:val="single"/>
         </w:rPr>
-        <w:hyperlink r:id="rId23" w:history="1">
+        <w:hyperlink r:id="rId24" w:history="1">
           <w:r>
             <w:rPr>
               <w:rStyle w:val="Hyperlink"/>
@@ -3539,7 +3627,7 @@
           <w:sz w:val="24"/>
           <w:u w:val="single"/>
         </w:rPr>
-        <w:hyperlink r:id="rId23" w:history="1">
+        <w:hyperlink r:id="rId24" w:history="1">
           <w:r>
             <w:rPr>
               <w:rStyle w:val="Hyperlink"/>
@@ -3664,7 +3752,7 @@
           <w:sz w:val="24"/>
           <w:u w:val="single"/>
         </w:rPr>
-        <w:hyperlink r:id="rId24" w:history="1">
+        <w:hyperlink r:id="rId25" w:history="1">
           <w:r>
             <w:rPr>
               <w:rStyle w:val="Hyperlink"/>
@@ -3682,7 +3770,7 @@
           <w:sz w:val="24"/>
           <w:u w:val="single"/>
         </w:rPr>
-        <w:hyperlink r:id="rId24" w:history="1">
+        <w:hyperlink r:id="rId25" w:history="1">
           <w:r>
             <w:rPr>
               <w:rStyle w:val="Hyperlink"/>
@@ -3700,7 +3788,7 @@
           <w:sz w:val="24"/>
           <w:u w:val="single"/>
         </w:rPr>
-        <w:hyperlink r:id="rId24" w:history="1">
+        <w:hyperlink r:id="rId25" w:history="1">
           <w:r>
             <w:rPr>
               <w:rStyle w:val="Hyperlink"/>
@@ -3718,7 +3806,7 @@
           <w:sz w:val="24"/>
           <w:u w:val="single"/>
         </w:rPr>
-        <w:hyperlink r:id="rId24" w:history="1">
+        <w:hyperlink r:id="rId25" w:history="1">
           <w:r>
             <w:rPr>
               <w:rStyle w:val="Hyperlink"/>
@@ -3887,7 +3975,7 @@
           <w:sz w:val="24"/>
           <w:u w:val="single"/>
         </w:rPr>
-        <w:hyperlink r:id="rId25" w:history="1">
+        <w:hyperlink r:id="rId26" w:history="1">
           <w:r>
             <w:rPr>
               <w:rStyle w:val="Hyperlink"/>
@@ -3905,7 +3993,7 @@
           <w:sz w:val="24"/>
           <w:u w:val="single"/>
         </w:rPr>
-        <w:hyperlink r:id="rId25" w:history="1">
+        <w:hyperlink r:id="rId26" w:history="1">
           <w:r>
             <w:rPr>
               <w:rStyle w:val="Hyperlink"/>
@@ -3923,7 +4011,7 @@
           <w:sz w:val="24"/>
           <w:u w:val="single"/>
         </w:rPr>
-        <w:hyperlink r:id="rId25" w:history="1">
+        <w:hyperlink r:id="rId26" w:history="1">
           <w:r>
             <w:rPr>
               <w:rStyle w:val="Hyperlink"/>
@@ -3941,7 +4029,7 @@
           <w:sz w:val="24"/>
           <w:u w:val="single"/>
         </w:rPr>
-        <w:hyperlink r:id="rId25" w:history="1">
+        <w:hyperlink r:id="rId26" w:history="1">
           <w:r>
             <w:rPr>
               <w:rStyle w:val="Hyperlink"/>
@@ -3959,7 +4047,7 @@
           <w:sz w:val="24"/>
           <w:u w:val="single"/>
         </w:rPr>
-        <w:hyperlink r:id="rId25" w:history="1">
+        <w:hyperlink r:id="rId26" w:history="1">
           <w:r>
             <w:rPr>
               <w:rStyle w:val="Hyperlink"/>
@@ -3977,7 +4065,7 @@
           <w:sz w:val="24"/>
           <w:u w:val="single"/>
         </w:rPr>
-        <w:hyperlink r:id="rId25" w:history="1">
+        <w:hyperlink r:id="rId26" w:history="1">
           <w:r>
             <w:rPr>
               <w:rStyle w:val="Hyperlink"/>
@@ -3995,7 +4083,7 @@
           <w:sz w:val="24"/>
           <w:u w:val="single"/>
         </w:rPr>
-        <w:hyperlink r:id="rId25" w:history="1">
+        <w:hyperlink r:id="rId26" w:history="1">
           <w:r>
             <w:rPr>
               <w:rStyle w:val="Hyperlink"/>
@@ -4013,7 +4101,7 @@
           <w:sz w:val="24"/>
           <w:u w:val="single"/>
         </w:rPr>
-        <w:hyperlink r:id="rId25" w:history="1">
+        <w:hyperlink r:id="rId26" w:history="1">
           <w:r>
             <w:rPr>
               <w:rStyle w:val="Hyperlink"/>
@@ -4041,7 +4129,7 @@
           <w:sz w:val="24"/>
           <w:u w:val="single"/>
         </w:rPr>
-        <w:hyperlink r:id="rId25" w:history="1">
+        <w:hyperlink r:id="rId26" w:history="1">
           <w:r>
             <w:rPr>
               <w:rStyle w:val="Hyperlink"/>
@@ -4059,7 +4147,7 @@
           <w:sz w:val="24"/>
           <w:u w:val="single"/>
         </w:rPr>
-        <w:hyperlink r:id="rId25" w:history="1">
+        <w:hyperlink r:id="rId26" w:history="1">
           <w:r>
             <w:rPr>
               <w:rStyle w:val="Hyperlink"/>
@@ -4087,7 +4175,7 @@
           <w:sz w:val="24"/>
           <w:u w:val="single"/>
         </w:rPr>
-        <w:hyperlink r:id="rId25" w:history="1">
+        <w:hyperlink r:id="rId26" w:history="1">
           <w:r>
             <w:rPr>
               <w:rStyle w:val="Hyperlink"/>
@@ -4116,7 +4204,7 @@
           <w:sz w:val="24"/>
           <w:u w:val="single"/>
         </w:rPr>
-        <w:hyperlink r:id="rId25" w:history="1">
+        <w:hyperlink r:id="rId27" w:history="1">
           <w:r>
             <w:rPr>
               <w:rStyle w:val="Hyperlink"/>
@@ -4294,7 +4382,7 @@
           <w:sz w:val="24"/>
           <w:u w:val="single"/>
         </w:rPr>
-        <w:hyperlink r:id="rId26" w:history="1">
+        <w:hyperlink r:id="rId28" w:history="1">
           <w:r>
             <w:rPr>
               <w:rStyle w:val="Hyperlink"/>
@@ -4312,7 +4400,7 @@
           <w:sz w:val="24"/>
           <w:u w:val="single"/>
         </w:rPr>
-        <w:hyperlink r:id="rId26" w:history="1">
+        <w:hyperlink r:id="rId28" w:history="1">
           <w:r>
             <w:rPr>
               <w:rStyle w:val="Hyperlink"/>
@@ -4330,7 +4418,7 @@
           <w:sz w:val="24"/>
           <w:u w:val="single"/>
         </w:rPr>
-        <w:hyperlink r:id="rId26" w:history="1">
+        <w:hyperlink r:id="rId28" w:history="1">
           <w:r>
             <w:rPr>
               <w:rStyle w:val="Hyperlink"/>
@@ -4358,7 +4446,7 @@
           <w:sz w:val="24"/>
           <w:u w:val="single"/>
         </w:rPr>
-        <w:hyperlink r:id="rId27" w:history="1">
+        <w:hyperlink r:id="rId29" w:history="1">
           <w:r>
             <w:rPr>
               <w:rStyle w:val="Hyperlink"/>
@@ -4387,7 +4475,7 @@
           <w:sz w:val="24"/>
           <w:u w:val="single"/>
         </w:rPr>
-        <w:hyperlink r:id="rId27" w:history="1">
+        <w:hyperlink r:id="rId29" w:history="1">
           <w:r>
             <w:rPr>
               <w:rStyle w:val="Hyperlink"/>
@@ -4528,7 +4616,7 @@
           <w:sz w:val="24"/>
           <w:u w:val="single"/>
         </w:rPr>
-        <w:hyperlink r:id="rId28" w:history="1">
+        <w:hyperlink r:id="rId30" w:history="1">
           <w:r>
             <w:rPr>
               <w:rStyle w:val="Hyperlink"/>
@@ -4546,7 +4634,7 @@
           <w:sz w:val="24"/>
           <w:u w:val="single"/>
         </w:rPr>
-        <w:hyperlink r:id="rId28" w:history="1">
+        <w:hyperlink r:id="rId30" w:history="1">
           <w:r>
             <w:rPr>
               <w:rStyle w:val="Hyperlink"/>
@@ -4644,7 +4732,7 @@
           <w:sz w:val="24"/>
           <w:u w:val="single"/>
         </w:rPr>
-        <w:hyperlink r:id="rId29" w:history="1">
+        <w:hyperlink r:id="rId31" w:history="1">
           <w:r>
             <w:rPr>
               <w:rStyle w:val="Hyperlink"/>
@@ -4662,7 +4750,7 @@
           <w:sz w:val="24"/>
           <w:u w:val="single"/>
         </w:rPr>
-        <w:hyperlink r:id="rId29" w:history="1">
+        <w:hyperlink r:id="rId31" w:history="1">
           <w:r>
             <w:rPr>
               <w:rStyle w:val="Hyperlink"/>
@@ -4690,7 +4778,7 @@
           <w:sz w:val="24"/>
           <w:u w:val="single"/>
         </w:rPr>
-        <w:hyperlink r:id="rId30" w:history="1">
+        <w:hyperlink r:id="rId32" w:history="1">
           <w:r>
             <w:rPr>
               <w:rStyle w:val="Hyperlink"/>
@@ -4719,7 +4807,7 @@
           <w:sz w:val="24"/>
           <w:u w:val="single"/>
         </w:rPr>
-        <w:hyperlink r:id="rId30" w:history="1">
+        <w:hyperlink r:id="rId32" w:history="1">
           <w:r>
             <w:rPr>
               <w:rStyle w:val="Hyperlink"/>
